--- a/public/recruiter/resumes/fastrocket.docx
+++ b/public/recruiter/resumes/fastrocket.docx
@@ -21,16 +21,10 @@
       </w:pPr>
       <w:r>
         <w:rPr>
-          <w:b/>
-          <w:sz w:val="21"/>
-        </w:rPr>
-        <w:t>FULL-STACK JAVASCRIPT DEVELOPER | NEXT.JS · REACT · NODE.JS</w:t>
-      </w:r>
-      <w:r>
-        <w:rPr>
+          <w:rFonts w:ascii="Arial" w:hAnsi="Arial"/>
           <w:b/>
         </w:rPr>
-        <w:t xml:space="preserve"> | TARGET: FASTROCKET</w:t>
+        <w:t>FULL-STACK JAVASCRIPT DEVELOPER | NEXT.JS · REACT · NODE.JS · AI</w:t>
       </w:r>
     </w:p>
     <w:p>
@@ -39,10 +33,10 @@
       </w:pPr>
       <w:r>
         <w:rPr>
-          <w:color w:val="4B5563"/>
-          <w:sz w:val="17"/>
+          <w:rFonts w:ascii="Arial" w:hAnsi="Arial"/>
+          <w:sz w:val="14"/>
         </w:rPr>
-        <w:t>Dresden, Germany | Remote Germany / EU | GitHub: github.com/onlyhouse1980 | LinkedIn: [ADD URL] | [ADD EMAIL] | [ADD PHONE]</w:t>
+        <w:t>Dresden, Germany | Remote Germany / EU | GitHub: github.com/onlyhouse1980 | LinkedIn: linkedin.com/in/ryan-nyberg | ryan@ryanernstnyberg.com | +49 157 56424428 | English: Native | German: C2</w:t>
       </w:r>
     </w:p>
     <w:p>
@@ -77,12 +71,10 @@
     <w:p>
       <w:r>
         <w:rPr>
-          <w:b/>
+          <w:rFonts w:ascii="Arial" w:hAnsi="Arial"/>
+          <w:sz w:val="16"/>
         </w:rPr>
-        <w:t xml:space="preserve">Current development focus: </w:t>
-      </w:r>
-      <w:r>
-        <w:t>TypeScript/Nest.js and containerized CI/CD workflows. Verify the posting's C2 German and formal-education requirements before submission.</w:t>
+        <w:t>Current development focus: TypeScript/Nest.js and containerized CI/CD workflows. German C2 requirement is met; formal-education equivalency remains the item to clarify before submission.</w:t>
       </w:r>
     </w:p>
     <w:p>
@@ -94,9 +86,15 @@
       </w:r>
     </w:p>
     <w:p>
+      <w:pPr>
+        <w:keepNext/>
+        <w:spacing w:before="0" w:after="12"/>
+      </w:pPr>
       <w:r>
         <w:rPr>
+          <w:rFonts w:ascii="Arial" w:hAnsi="Arial"/>
           <w:b/>
+          <w:sz w:val="17"/>
         </w:rPr>
         <w:t>Freelance Web Developer | Germany | 2026-Present</w:t>
       </w:r>
@@ -104,65 +102,236 @@
     <w:p>
       <w:pPr>
         <w:pStyle w:val="ListBullet"/>
-        <w:spacing w:after="30"/>
-        <w:ind w:left="259" w:hanging="173"/>
+        <w:spacing w:after="12" w:line="240" w:lineRule="auto"/>
       </w:pPr>
       <w:r>
         <w:rPr>
-          <w:sz w:val="18"/>
+          <w:rFonts w:ascii="Arial" w:hAnsi="Arial"/>
+          <w:sz w:val="16"/>
         </w:rPr>
-        <w:t>Develop and maintain JavaScript web applications using React and Next.js, spanning UI, server-side logic, persistence, authentication and third-party services.</w:t>
+        <w:t>Develop and maintain full-stack web applications using React and Next.js across UI, server-side logic, data persistence, authentication and third-party integrations.</w:t>
       </w:r>
     </w:p>
     <w:p>
       <w:pPr>
         <w:pStyle w:val="ListBullet"/>
-        <w:spacing w:after="30"/>
-        <w:ind w:left="259" w:hanging="173"/>
+        <w:spacing w:after="12" w:line="240" w:lineRule="auto"/>
       </w:pPr>
       <w:r>
         <w:rPr>
-          <w:sz w:val="18"/>
+          <w:rFonts w:ascii="Arial" w:hAnsi="Arial"/>
+          <w:sz w:val="16"/>
         </w:rPr>
-        <w:t>Translate business workflows into practical dashboards, administrative interfaces, customer-facing features and integrations.</w:t>
+        <w:t>Translate business workflows into practical dashboards, administrative interfaces and customer-facing product features; deploy through Git-based workflows and Vercel.</w:t>
+      </w:r>
+    </w:p>
+    <w:p>
+      <w:pPr>
+        <w:keepNext/>
+        <w:spacing w:before="44" w:after="12"/>
+      </w:pPr>
+      <w:r>
+        <w:rPr>
+          <w:rFonts w:ascii="Arial" w:hAnsi="Arial"/>
+          <w:b/>
+          <w:sz w:val="17"/>
+        </w:rPr>
+        <w:t>Software Developer | Orchard Beach Community Group | 2016-Present</w:t>
       </w:r>
     </w:p>
     <w:p>
       <w:pPr>
         <w:pStyle w:val="ListBullet"/>
-        <w:spacing w:after="30"/>
-        <w:ind w:left="259" w:hanging="173"/>
+        <w:spacing w:after="12" w:line="240" w:lineRule="auto"/>
       </w:pPr>
       <w:r>
         <w:rPr>
-          <w:sz w:val="18"/>
+          <w:rFonts w:ascii="Arial" w:hAnsi="Arial"/>
+          <w:sz w:val="16"/>
         </w:rPr>
-        <w:t>Deploy and maintain applications using Git-based workflows and Vercel, and use AI-assisted engineering for architecture exploration, implementation, debugging and refactoring while reviewing generated code.</w:t>
+        <w:t>Lead end-to-end development of a community portal and authenticated customer platform, including MongoDB-backed data workflows, member tools and administrative interfaces.</w:t>
+      </w:r>
+    </w:p>
+    <w:p>
+      <w:pPr>
+        <w:pStyle w:val="ListBullet"/>
+        <w:spacing w:after="12" w:line="240" w:lineRule="auto"/>
+      </w:pPr>
+      <w:r>
+        <w:rPr>
+          <w:rFonts w:ascii="Arial" w:hAnsi="Arial"/>
+          <w:sz w:val="16"/>
+        </w:rPr>
+        <w:t>Architected automated billing/usage functionality, administrative dashboards and a custom member-management CRM to improve operational efficiency and data organization.</w:t>
+      </w:r>
+    </w:p>
+    <w:p>
+      <w:pPr>
+        <w:keepNext/>
+        <w:spacing w:before="44" w:after="12"/>
+      </w:pPr>
+      <w:r>
+        <w:rPr>
+          <w:rFonts w:ascii="Arial" w:hAnsi="Arial"/>
+          <w:b/>
+          <w:sz w:val="17"/>
+        </w:rPr>
+        <w:t>JavaScript Developer | The Evil Burrito | 2019-2021</w:t>
+      </w:r>
+    </w:p>
+    <w:p>
+      <w:pPr>
+        <w:pStyle w:val="ListBullet"/>
+        <w:spacing w:after="12" w:line="240" w:lineRule="auto"/>
+      </w:pPr>
+      <w:r>
+        <w:rPr>
+          <w:rFonts w:ascii="Arial" w:hAnsi="Arial"/>
+          <w:sz w:val="16"/>
+        </w:rPr>
+        <w:t>Designed and deployed a responsive brand website and supported customer acquisition with digital/physical marketing assets and campaign execution.</w:t>
+      </w:r>
+    </w:p>
+    <w:p>
+      <w:pPr>
+        <w:keepNext/>
+        <w:spacing w:before="44" w:after="12"/>
+      </w:pPr>
+      <w:r>
+        <w:rPr>
+          <w:rFonts w:ascii="Arial" w:hAnsi="Arial"/>
+          <w:b/>
+          <w:sz w:val="17"/>
+        </w:rPr>
+        <w:t>Area Brand Manager | Pirate's Booty | 2008-2012</w:t>
+      </w:r>
+    </w:p>
+    <w:p>
+      <w:pPr>
+        <w:pStyle w:val="ListBullet"/>
+        <w:spacing w:after="12" w:line="240" w:lineRule="auto"/>
+      </w:pPr>
+      <w:r>
+        <w:rPr>
+          <w:rFonts w:ascii="Arial" w:hAnsi="Arial"/>
+          <w:sz w:val="16"/>
+        </w:rPr>
+        <w:t>Managed B2B retail relationships, regional merchandising and experiential promotions; recruited and led Brand Ambassadors while maintaining strong regional sales performance.</w:t>
+      </w:r>
+    </w:p>
+    <w:p>
+      <w:pPr>
+        <w:keepNext/>
+        <w:spacing w:before="44" w:after="12"/>
+      </w:pPr>
+      <w:r>
+        <w:rPr>
+          <w:rFonts w:ascii="Arial" w:hAnsi="Arial"/>
+          <w:b/>
+          <w:sz w:val="17"/>
+        </w:rPr>
+        <w:t>Brand Ambassador &amp; Campaign Manager | Encore Nationwide | 2008-2012</w:t>
+      </w:r>
+    </w:p>
+    <w:p>
+      <w:pPr>
+        <w:pStyle w:val="ListBullet"/>
+        <w:spacing w:after="12" w:line="240" w:lineRule="auto"/>
+      </w:pPr>
+      <w:r>
+        <w:rPr>
+          <w:rFonts w:ascii="Arial" w:hAnsi="Arial"/>
+          <w:sz w:val="16"/>
+        </w:rPr>
+        <w:t>Managed regional promotional campaigns and event operations, including the high-profile 'Camp Vegas' activation, product demonstrations and consumer acquisition initiatives.</w:t>
+      </w:r>
+    </w:p>
+    <w:p>
+      <w:pPr>
+        <w:keepNext/>
+        <w:spacing w:before="44" w:after="12"/>
+      </w:pPr>
+      <w:r>
+        <w:rPr>
+          <w:rFonts w:ascii="Arial" w:hAnsi="Arial"/>
+          <w:b/>
+          <w:sz w:val="17"/>
+        </w:rPr>
+        <w:t>Brand Ambassador | Level 1 Promotion | 2008-2012</w:t>
+      </w:r>
+    </w:p>
+    <w:p>
+      <w:pPr>
+        <w:pStyle w:val="ListBullet"/>
+        <w:spacing w:after="12" w:line="240" w:lineRule="auto"/>
+      </w:pPr>
+      <w:r>
+        <w:rPr>
+          <w:rFonts w:ascii="Arial" w:hAnsi="Arial"/>
+          <w:sz w:val="16"/>
+        </w:rPr>
+        <w:t>Executed grassroots and experiential campaigns, product demonstrations and field-feedback collection for diverse client portfolios.</w:t>
+      </w:r>
+    </w:p>
+    <w:p>
+      <w:pPr>
+        <w:keepNext/>
+        <w:spacing w:before="44" w:after="12"/>
+      </w:pPr>
+      <w:r>
+        <w:rPr>
+          <w:rFonts w:ascii="Arial" w:hAnsi="Arial"/>
+          <w:b/>
+          <w:sz w:val="17"/>
+        </w:rPr>
+        <w:t>Event &amp; Promotion Coordinator | House of Blues Entertainment | 2008-2012</w:t>
+      </w:r>
+    </w:p>
+    <w:p>
+      <w:pPr>
+        <w:pStyle w:val="ListBullet"/>
+        <w:spacing w:after="12" w:line="240" w:lineRule="auto"/>
+      </w:pPr>
+      <w:r>
+        <w:rPr>
+          <w:rFonts w:ascii="Arial" w:hAnsi="Arial"/>
+          <w:sz w:val="16"/>
+        </w:rPr>
+        <w:t>Coordinated live events, artist booking and promotion, targeted audience outreach, guest-list operations and on-site crews from load-in through event completion.</w:t>
       </w:r>
     </w:p>
     <w:p>
       <w:pPr>
         <w:pStyle w:val="Heading1"/>
+        <w:pageBreakBefore w:val="0"/>
       </w:pPr>
       <w:r>
         <w:t>SELECTED ENGINEERING PROJECTS</w:t>
       </w:r>
     </w:p>
     <w:p>
+      <w:pPr>
+        <w:spacing w:after="16"/>
+      </w:pPr>
       <w:r>
         <w:rPr>
+          <w:rFonts w:ascii="Arial" w:hAnsi="Arial"/>
           <w:b/>
-          <w:sz w:val="21"/>
+          <w:sz w:val="19"/>
         </w:rPr>
         <w:t>Water Utility Customer &amp; Administration Portal</w:t>
       </w:r>
     </w:p>
     <w:p>
+      <w:pPr>
+        <w:spacing w:after="16"/>
+      </w:pPr>
       <w:r>
         <w:rPr>
+          <w:rFonts w:ascii="Arial" w:hAnsi="Arial"/>
           <w:b/>
           <w:color w:val="404A54"/>
-          <w:sz w:val="17"/>
+          <w:sz w:val="19"/>
         </w:rPr>
         <w:t>Next.js | React | MongoDB Atlas | Node.js</w:t>
       </w:r>
@@ -170,12 +339,13 @@
     <w:p>
       <w:pPr>
         <w:pStyle w:val="ListBullet"/>
-        <w:spacing w:after="30"/>
+        <w:spacing w:after="12" w:line="240" w:lineRule="auto"/>
         <w:ind w:left="259" w:hanging="173"/>
       </w:pPr>
       <w:r>
         <w:rPr>
-          <w:sz w:val="18"/>
+          <w:rFonts w:ascii="Arial" w:hAnsi="Arial"/>
+          <w:sz w:val="16"/>
         </w:rPr>
         <w:t>Built customer dashboards for meter consumption, account information and usage/overage calculations.</w:t>
       </w:r>
@@ -183,12 +353,13 @@
     <w:p>
       <w:pPr>
         <w:pStyle w:val="ListBullet"/>
-        <w:spacing w:after="30"/>
+        <w:spacing w:after="12" w:line="240" w:lineRule="auto"/>
         <w:ind w:left="259" w:hanging="173"/>
       </w:pPr>
       <w:r>
         <w:rPr>
-          <w:sz w:val="18"/>
+          <w:rFonts w:ascii="Arial" w:hAnsi="Arial"/>
+          <w:sz w:val="16"/>
         </w:rPr>
         <w:t>Implemented dynamic customer routes and database-driven interfaces using Next.js.</w:t>
       </w:r>
@@ -196,12 +367,13 @@
     <w:p>
       <w:pPr>
         <w:pStyle w:val="ListBullet"/>
-        <w:spacing w:after="30"/>
+        <w:spacing w:after="12" w:line="240" w:lineRule="auto"/>
         <w:ind w:left="259" w:hanging="173"/>
       </w:pPr>
       <w:r>
         <w:rPr>
-          <w:sz w:val="18"/>
+          <w:rFonts w:ascii="Arial" w:hAnsi="Arial"/>
+          <w:sz w:val="16"/>
         </w:rPr>
         <w:t>Created an administrative grid editor with changed-value-only persistence to avoid unnecessary writes.</w:t>
       </w:r>
@@ -209,28 +381,37 @@
     <w:p>
       <w:pPr>
         <w:pStyle w:val="ListBullet"/>
-        <w:spacing w:after="30"/>
+        <w:spacing w:after="12" w:line="240" w:lineRule="auto"/>
         <w:ind w:left="259" w:hanging="173"/>
       </w:pPr>
       <w:r>
         <w:rPr>
-          <w:sz w:val="18"/>
+          <w:rFonts w:ascii="Arial" w:hAnsi="Arial"/>
+          <w:sz w:val="16"/>
         </w:rPr>
         <w:t>Worked directly with MongoDB Atlas using the native Node.js driver.</w:t>
       </w:r>
     </w:p>
     <w:p>
+      <w:pPr>
+        <w:spacing w:after="16"/>
+      </w:pPr>
       <w:r>
         <w:rPr>
+          <w:rFonts w:ascii="Arial" w:hAnsi="Arial"/>
           <w:b/>
-          <w:sz w:val="21"/>
+          <w:sz w:val="19"/>
         </w:rPr>
         <w:t>Contract Management Platform</w:t>
       </w:r>
     </w:p>
     <w:p>
+      <w:pPr>
+        <w:spacing w:after="16"/>
+      </w:pPr>
       <w:r>
         <w:rPr>
+          <w:rFonts w:ascii="Arial" w:hAnsi="Arial"/>
           <w:b/>
           <w:color w:val="404A54"/>
           <w:sz w:val="17"/>
@@ -241,12 +422,13 @@
     <w:p>
       <w:pPr>
         <w:pStyle w:val="ListBullet"/>
-        <w:spacing w:after="30"/>
+        <w:spacing w:after="12" w:line="240" w:lineRule="auto"/>
         <w:ind w:left="259" w:hanging="173"/>
       </w:pPr>
       <w:r>
         <w:rPr>
-          <w:sz w:val="18"/>
+          <w:rFonts w:ascii="Arial" w:hAnsi="Arial"/>
+          <w:sz w:val="16"/>
         </w:rPr>
         <w:t>Built authenticated contract, provider, evidence and document workflows using the Next.js App Router.</w:t>
       </w:r>
@@ -254,12 +436,13 @@
     <w:p>
       <w:pPr>
         <w:pStyle w:val="ListBullet"/>
-        <w:spacing w:after="30"/>
+        <w:spacing w:after="12" w:line="240" w:lineRule="auto"/>
         <w:ind w:left="259" w:hanging="173"/>
       </w:pPr>
       <w:r>
         <w:rPr>
-          <w:sz w:val="18"/>
+          <w:rFonts w:ascii="Arial" w:hAnsi="Arial"/>
+          <w:sz w:val="16"/>
         </w:rPr>
         <w:t>Implemented Google OAuth authentication with Auth.js and integrated external Google services.</w:t>
       </w:r>
@@ -267,12 +450,13 @@
     <w:p>
       <w:pPr>
         <w:pStyle w:val="ListBullet"/>
-        <w:spacing w:after="30"/>
+        <w:spacing w:after="12" w:line="240" w:lineRule="auto"/>
         <w:ind w:left="259" w:hanging="173"/>
       </w:pPr>
       <w:r>
         <w:rPr>
-          <w:sz w:val="18"/>
+          <w:rFonts w:ascii="Arial" w:hAnsi="Arial"/>
+          <w:sz w:val="16"/>
         </w:rPr>
         <w:t>Added PDF-processing functionality and Redis-backed application behavior with Upstash.</w:t>
       </w:r>
@@ -280,28 +464,37 @@
     <w:p>
       <w:pPr>
         <w:pStyle w:val="ListBullet"/>
-        <w:spacing w:after="30"/>
+        <w:spacing w:after="12" w:line="240" w:lineRule="auto"/>
         <w:ind w:left="259" w:hanging="173"/>
       </w:pPr>
       <w:r>
         <w:rPr>
-          <w:sz w:val="18"/>
+          <w:rFonts w:ascii="Arial" w:hAnsi="Arial"/>
+          <w:sz w:val="16"/>
         </w:rPr>
         <w:t>Designed MongoDB-backed entities and application flows across frontend and server-side concerns.</w:t>
       </w:r>
     </w:p>
     <w:p>
+      <w:pPr>
+        <w:spacing w:after="16"/>
+      </w:pPr>
       <w:r>
         <w:rPr>
+          <w:rFonts w:ascii="Arial" w:hAnsi="Arial"/>
           <w:b/>
-          <w:sz w:val="21"/>
+          <w:sz w:val="19"/>
         </w:rPr>
         <w:t>Digital Membership Platform</w:t>
       </w:r>
     </w:p>
     <w:p>
+      <w:pPr>
+        <w:spacing w:after="16"/>
+      </w:pPr>
       <w:r>
         <w:rPr>
+          <w:rFonts w:ascii="Arial" w:hAnsi="Arial"/>
           <w:b/>
           <w:color w:val="404A54"/>
           <w:sz w:val="17"/>
@@ -312,12 +505,13 @@
     <w:p>
       <w:pPr>
         <w:pStyle w:val="ListBullet"/>
-        <w:spacing w:after="30"/>
+        <w:spacing w:after="12" w:line="240" w:lineRule="auto"/>
         <w:ind w:left="259" w:hanging="173"/>
       </w:pPr>
       <w:r>
         <w:rPr>
-          <w:sz w:val="18"/>
+          <w:rFonts w:ascii="Arial" w:hAnsi="Arial"/>
+          <w:sz w:val="16"/>
         </w:rPr>
         <w:t>Developed membership/payment flows, protected content delivery and digital asset preview functionality.</w:t>
       </w:r>
@@ -325,12 +519,13 @@
     <w:p>
       <w:pPr>
         <w:pStyle w:val="ListBullet"/>
-        <w:spacing w:after="30"/>
+        <w:spacing w:after="12" w:line="240" w:lineRule="auto"/>
         <w:ind w:left="259" w:hanging="173"/>
       </w:pPr>
       <w:r>
         <w:rPr>
-          <w:sz w:val="18"/>
+          <w:rFonts w:ascii="Arial" w:hAnsi="Arial"/>
+          <w:sz w:val="16"/>
         </w:rPr>
         <w:t>Implemented preview watermarking and structured the application for Vercel deployment.</w:t>
       </w:r>
@@ -338,31 +533,40 @@
     <w:p>
       <w:pPr>
         <w:pStyle w:val="ListBullet"/>
-        <w:spacing w:after="30"/>
+        <w:spacing w:after="12" w:line="240" w:lineRule="auto"/>
         <w:ind w:left="259" w:hanging="173"/>
       </w:pPr>
       <w:r>
         <w:rPr>
-          <w:sz w:val="18"/>
+          <w:rFonts w:ascii="Arial" w:hAnsi="Arial"/>
+          <w:sz w:val="16"/>
         </w:rPr>
         <w:t>Built with current Next.js App Router architecture and reusable React components.</w:t>
       </w:r>
     </w:p>
     <w:p>
+      <w:pPr>
+        <w:spacing w:after="16"/>
+      </w:pPr>
       <w:r>
         <w:rPr>
+          <w:rFonts w:ascii="Arial" w:hAnsi="Arial"/>
           <w:b/>
-          <w:sz w:val="21"/>
+          <w:sz w:val="19"/>
         </w:rPr>
         <w:t>Personal Assistant PWA</w:t>
       </w:r>
     </w:p>
     <w:p>
+      <w:pPr>
+        <w:spacing w:after="16"/>
+      </w:pPr>
       <w:r>
         <w:rPr>
+          <w:rFonts w:ascii="Arial" w:hAnsi="Arial"/>
           <w:b/>
           <w:color w:val="404A54"/>
-          <w:sz w:val="17"/>
+          <w:sz w:val="19"/>
         </w:rPr>
         <w:t>Next.js | React | JavaScript | PWA</w:t>
       </w:r>
@@ -370,12 +574,13 @@
     <w:p>
       <w:pPr>
         <w:pStyle w:val="ListBullet"/>
-        <w:spacing w:after="30"/>
+        <w:spacing w:after="12" w:line="240" w:lineRule="auto"/>
         <w:ind w:left="259" w:hanging="173"/>
       </w:pPr>
       <w:r>
         <w:rPr>
-          <w:sz w:val="18"/>
+          <w:rFonts w:ascii="Arial" w:hAnsi="Arial"/>
+          <w:sz w:val="16"/>
         </w:rPr>
         <w:t>Developed an installable productivity application combining scheduling, calendar and expense workflows.</w:t>
       </w:r>
@@ -383,45 +588,20 @@
     <w:p>
       <w:pPr>
         <w:pStyle w:val="ListBullet"/>
-        <w:spacing w:after="30"/>
+        <w:spacing w:after="12" w:line="240" w:lineRule="auto"/>
         <w:ind w:left="259" w:hanging="173"/>
       </w:pPr>
       <w:r>
         <w:rPr>
-          <w:sz w:val="18"/>
+          <w:rFonts w:ascii="Arial" w:hAnsi="Arial"/>
+          <w:sz w:val="16"/>
         </w:rPr>
         <w:t>Built responsive, reusable React interfaces for desktop and mobile use.</w:t>
       </w:r>
     </w:p>
-    <w:p>
-      <w:pPr>
-        <w:pStyle w:val="Heading1"/>
-      </w:pPr>
-      <w:r>
-        <w:t>ADDITIONAL ENGINEERING STRENGTHS</w:t>
-      </w:r>
-    </w:p>
-    <w:p>
-      <w:r>
-        <w:t>Full-stack feature ownership · API integration · Authentication flows · Database-backed applications · SaaS / subscription workflows · Document processing · Responsive UI · Debugging · Product-oriented problem solving · AI-assisted development</w:t>
-      </w:r>
-    </w:p>
-    <w:p>
-      <w:pPr>
-        <w:pStyle w:val="Heading1"/>
-      </w:pPr>
-      <w:r>
-        <w:t>LANGUAGES &amp; LOCATION</w:t>
-      </w:r>
-    </w:p>
-    <w:p>
-      <w:r>
-        <w:t>English: Native | German: [ADD CEFR LEVEL] | Based in Dresden, Germany | Remote Germany / EU</w:t>
-      </w:r>
-    </w:p>
     <w:sectPr>
       <w:pgSz w:w="12240" w:h="15840"/>
-      <w:pgMar w:top="835" w:right="979" w:bottom="835" w:left="979" w:header="720" w:footer="720" w:gutter="0"/>
+      <w:pgMar w:top="720" w:right="979" w:bottom="720" w:left="979" w:header="720" w:footer="720" w:gutter="0"/>
       <w:cols w:space="720"/>
       <w:docGrid w:linePitch="360"/>
     </w:sectPr>
@@ -793,11 +973,11 @@
     <w:qFormat/>
     <w:rsid w:val="00FC693F"/>
     <w:pPr>
-      <w:spacing w:after="60" w:line="252" w:lineRule="auto"/>
+      <w:spacing w:after="44" w:line="240" w:lineRule="auto"/>
     </w:pPr>
     <w:rPr>
       <w:rFonts w:ascii="Arial" w:hAnsi="Arial"/>
-      <w:sz w:val="18"/>
+      <w:sz w:val="17"/>
     </w:rPr>
   </w:style>
   <w:style w:type="paragraph" w:styleId="Header">
@@ -855,7 +1035,7 @@
     <w:pPr>
       <w:keepNext/>
       <w:keepLines/>
-      <w:spacing w:before="160" w:after="80"/>
+      <w:spacing w:before="100" w:after="40"/>
       <w:outlineLvl w:val="0"/>
     </w:pPr>
     <w:rPr>
@@ -863,7 +1043,7 @@
       <w:b/>
       <w:bCs/>
       <w:color w:val="111418"/>
-      <w:sz w:val="25"/>
+      <w:sz w:val="23"/>
       <w:szCs w:val="28"/>
     </w:rPr>
   </w:style>
